--- a/A.4.13.docx
+++ b/A.4.13.docx
@@ -94,19 +94,19 @@
         <w:tblLook w:val="0000" w:firstRow="0" w:lastRow="0" w:firstColumn="0" w:lastColumn="0" w:noHBand="0" w:noVBand="0"/>
       </w:tblPr>
       <w:tblGrid>
-        <w:gridCol w:w="582"/>
-        <w:gridCol w:w="582"/>
+        <w:gridCol w:w="580"/>
+        <w:gridCol w:w="580"/>
         <w:gridCol w:w="581"/>
         <w:gridCol w:w="581"/>
         <w:gridCol w:w="581"/>
-        <w:gridCol w:w="765"/>
-        <w:gridCol w:w="765"/>
-        <w:gridCol w:w="765"/>
-        <w:gridCol w:w="752"/>
-        <w:gridCol w:w="777"/>
-        <w:gridCol w:w="803"/>
-        <w:gridCol w:w="765"/>
-        <w:gridCol w:w="765"/>
+        <w:gridCol w:w="764"/>
+        <w:gridCol w:w="764"/>
+        <w:gridCol w:w="764"/>
+        <w:gridCol w:w="751"/>
+        <w:gridCol w:w="776"/>
+        <w:gridCol w:w="802"/>
+        <w:gridCol w:w="764"/>
+        <w:gridCol w:w="776"/>
       </w:tblGrid>
       <w:tr>
         <w:trPr>
@@ -7322,9 +7322,9 @@
             </w:pPr>
             <w:r>
               <w:rPr>
-                <w:rFonts w:ascii="Arial" w:hAnsi="Arial" w:cs="Arial"/>
-              </w:rPr>
-              <w:t>،</w:t>
+                <w:rFonts w:ascii="Segoe UI Symbol" w:hAnsi="Segoe UI Symbol" w:cs="Segoe UI Symbol"/>
+              </w:rPr>
+              <w:t>⸲</w:t>
             </w:r>
             <w:r>
               <w:rPr>
@@ -7337,7 +7337,7 @@
               <w:rPr>
                 <w:rFonts w:ascii="Arial" w:hAnsi="Arial" w:cs="Arial"/>
               </w:rPr>
-              <w:t>060C</w:t>
+              <w:t>2E32</w:t>
             </w:r>
             <w:proofErr w:type="spellEnd"/>
           </w:p>
@@ -7816,7 +7816,7 @@
               <w:rPr>
                 <w:rFonts w:ascii="Segoe UI Symbol" w:hAnsi="Segoe UI Symbol" w:cs="Segoe UI Symbol"/>
               </w:rPr>
-              <w:t>⸲</w:t>
+              <w:t>⸵</w:t>
             </w:r>
             <w:r>
               <w:rPr>
@@ -7829,7 +7829,7 @@
               <w:rPr>
                 <w:rFonts w:ascii="Arial" w:hAnsi="Arial" w:cs="Arial"/>
               </w:rPr>
-              <w:t>2E32</w:t>
+              <w:t>2E35</w:t>
             </w:r>
             <w:proofErr w:type="spellEnd"/>
           </w:p>
@@ -8309,17 +8309,24 @@
             </w:pPr>
             <w:r>
               <w:rPr>
-                <w:rFonts w:ascii="Arial" w:hAnsi="Arial" w:cs="Arial"/>
-              </w:rPr>
-              <w:t>ـ</w:t>
-            </w:r>
-            <w:r>
-              <w:rPr>
-                <w:rFonts w:ascii="Arial" w:hAnsi="Arial" w:cs="Arial"/>
-              </w:rPr>
-              <w:br/>
-              <w:t>0640</w:t>
-            </w:r>
+                <w:rFonts w:ascii="Ebrima" w:hAnsi="Ebrima" w:cs="Arial"/>
+              </w:rPr>
+              <w:t>⹁</w:t>
+            </w:r>
+            <w:r>
+              <w:rPr>
+                <w:rFonts w:ascii="Arial" w:hAnsi="Arial" w:cs="Arial"/>
+              </w:rPr>
+              <w:br/>
+            </w:r>
+            <w:proofErr w:type="spellStart"/>
+            <w:r>
+              <w:rPr>
+                <w:rFonts w:ascii="Arial" w:hAnsi="Arial" w:cs="Arial"/>
+              </w:rPr>
+              <w:t>2E41</w:t>
+            </w:r>
+            <w:proofErr w:type="spellEnd"/>
           </w:p>
         </w:tc>
         <w:bookmarkStart w:id="36" w:name="_MCCTEMPBM_CRPT01490039___7"/>
@@ -8759,7 +8766,6 @@
               <w:bottom w:val="single" w:sz="12" w:space="0" w:color="000000"/>
               <w:right w:val="single" w:sz="12" w:space="0" w:color="000000"/>
             </w:tcBorders>
-            <w:shd w:val="clear" w:color="auto" w:fill="FFC000"/>
             <w:vAlign w:val="center"/>
           </w:tcPr>
           <w:p>
@@ -8774,32 +8780,22 @@
             </w:pPr>
             <w:r>
               <w:rPr>
-                <w:rFonts w:ascii="Arial" w:hAnsi="Arial" w:cs="Arial"/>
-              </w:rPr>
-              <w:t>‎</w:t>
+                <w:rFonts w:ascii="Segoe UI Symbol" w:hAnsi="Segoe UI Symbol" w:cs="Segoe UI Symbol"/>
+              </w:rPr>
+              <w:t>⁏</w:t>
+            </w:r>
+            <w:r>
+              <w:rPr>
+                <w:rFonts w:ascii="Arial" w:hAnsi="Arial" w:cs="Arial"/>
+              </w:rPr>
+              <w:br/>
             </w:r>
             <w:proofErr w:type="spellStart"/>
             <w:r>
               <w:rPr>
                 <w:rFonts w:ascii="Arial" w:hAnsi="Arial" w:cs="Arial"/>
-                <w:b/>
-                <w:bCs/>
-              </w:rPr>
-              <w:t>LRM</w:t>
-            </w:r>
-            <w:proofErr w:type="spellEnd"/>
-            <w:r>
-              <w:rPr>
-                <w:rFonts w:ascii="Arial" w:hAnsi="Arial" w:cs="Arial"/>
-              </w:rPr>
-              <w:br/>
-            </w:r>
-            <w:proofErr w:type="spellStart"/>
-            <w:r>
-              <w:rPr>
-                <w:rFonts w:ascii="Arial" w:hAnsi="Arial" w:cs="Arial"/>
-              </w:rPr>
-              <w:t>200E</w:t>
+              </w:rPr>
+              <w:t>204F</w:t>
             </w:r>
             <w:proofErr w:type="spellEnd"/>
           </w:p>
@@ -9268,7 +9264,6 @@
               <w:bottom w:val="single" w:sz="12" w:space="0" w:color="000000"/>
               <w:right w:val="single" w:sz="12" w:space="0" w:color="000000"/>
             </w:tcBorders>
-            <w:shd w:val="clear" w:color="auto" w:fill="FFC000"/>
             <w:vAlign w:val="center"/>
           </w:tcPr>
           <w:p>
@@ -9283,17 +9278,9 @@
             </w:pPr>
             <w:r>
               <w:rPr>
-                <w:rFonts w:ascii="Arial" w:hAnsi="Arial" w:cs="Arial"/>
-              </w:rPr>
-              <w:t>‏</w:t>
-            </w:r>
-            <w:r>
-              <w:rPr>
-                <w:rFonts w:ascii="Arial" w:hAnsi="Arial" w:cs="Arial"/>
-                <w:b/>
-                <w:bCs/>
-              </w:rPr>
-              <w:t>RLM</w:t>
+                <w:rFonts w:ascii="Segoe UI Symbol" w:hAnsi="Segoe UI Symbol" w:cs="Segoe UI Symbol"/>
+              </w:rPr>
+              <w:t>⸮</w:t>
             </w:r>
             <w:r>
               <w:rPr>
@@ -9306,7 +9293,7 @@
               <w:rPr>
                 <w:rFonts w:ascii="Arial" w:hAnsi="Arial" w:cs="Arial"/>
               </w:rPr>
-              <w:t>200F</w:t>
+              <w:t>2E2E</w:t>
             </w:r>
             <w:proofErr w:type="spellEnd"/>
           </w:p>
@@ -9653,10 +9640,7 @@
               <w:t>0x</w:t>
             </w:r>
             <w:r>
-              <w:t>7</w:t>
-            </w:r>
-            <w:r>
-              <w:t>C</w:t>
+              <w:t>1B5E</w:t>
             </w:r>
             <w:proofErr w:type="spellEnd"/>
             <w:r>
@@ -9693,45 +9677,14 @@
             <w:pPr>
               <w:pStyle w:val="TAN"/>
             </w:pPr>
-            <w:proofErr w:type="spellStart"/>
-            <w:r>
-              <w:t>LRM,RLM</w:t>
-            </w:r>
-            <w:proofErr w:type="spellEnd"/>
-            <w:r>
-              <w:t>:</w:t>
-            </w:r>
-            <w:r>
-              <w:t xml:space="preserve"> These should only be used to </w:t>
-            </w:r>
-            <w:r>
-              <w:t xml:space="preserve">get the </w:t>
-            </w:r>
-            <w:r>
-              <w:t xml:space="preserve">correct </w:t>
-            </w:r>
-            <w:r>
-              <w:t xml:space="preserve">‘bidi directionality’ of initially ‘bidi neutral’ symbols in case of </w:t>
-            </w:r>
-            <w:r>
-              <w:rPr>
-                <w:i/>
-                <w:iCs/>
-              </w:rPr>
-              <w:t>bidi directional change</w:t>
-            </w:r>
-            <w:r>
-              <w:t xml:space="preserve"> around the symbol, to get </w:t>
-            </w:r>
-            <w:r>
-              <w:t>the correct (</w:t>
-            </w:r>
-            <w:r>
-              <w:t>readable!) display order.</w:t>
-            </w:r>
-            <w:r>
-              <w:br/>
-              <w:t>While zero-width, these should have visible glyphs; like a narrow bar with a ‘flag’ indicating direction.</w:t>
+            <w:r>
+              <w:t>Bidi:</w:t>
+            </w:r>
+            <w:r>
+              <w:tab/>
+            </w:r>
+            <w:r>
+              <w:t>There are no bidi control codes for SMS/CBS. The bidi algorithm is modified for readability without the need for bidi controls and security (the bidi controls are a security issue).</w:t>
             </w:r>
           </w:p>
         </w:tc>
@@ -9837,17 +9790,17 @@
       <w:tblGrid>
         <w:gridCol w:w="506"/>
         <w:gridCol w:w="505"/>
-        <w:gridCol w:w="505"/>
-        <w:gridCol w:w="505"/>
-        <w:gridCol w:w="505"/>
-        <w:gridCol w:w="717"/>
-        <w:gridCol w:w="695"/>
-        <w:gridCol w:w="1684"/>
-        <w:gridCol w:w="728"/>
-        <w:gridCol w:w="695"/>
-        <w:gridCol w:w="706"/>
-        <w:gridCol w:w="717"/>
-        <w:gridCol w:w="760"/>
+        <w:gridCol w:w="506"/>
+        <w:gridCol w:w="506"/>
+        <w:gridCol w:w="506"/>
+        <w:gridCol w:w="718"/>
+        <w:gridCol w:w="696"/>
+        <w:gridCol w:w="1685"/>
+        <w:gridCol w:w="729"/>
+        <w:gridCol w:w="696"/>
+        <w:gridCol w:w="696"/>
+        <w:gridCol w:w="718"/>
+        <w:gridCol w:w="761"/>
         <w:gridCol w:w="56"/>
       </w:tblGrid>
       <w:tr>
@@ -11850,8 +11803,15 @@
                 <w:rFonts w:ascii="Arial" w:hAnsi="Arial" w:cs="Arial"/>
               </w:rPr>
               <w:br/>
+            </w:r>
+            <w:proofErr w:type="spellStart"/>
+            <w:r>
+              <w:rPr>
+                <w:rFonts w:ascii="Arial" w:hAnsi="Arial" w:cs="Arial"/>
+              </w:rPr>
               <w:t>26A0</w:t>
             </w:r>
+            <w:proofErr w:type="spellEnd"/>
           </w:p>
         </w:tc>
         <w:bookmarkStart w:id="52" w:name="_MCCTEMPBM_CRPT01490054___7"/>
@@ -14587,22 +14547,15 @@
               <w:rPr>
                 <w:rFonts w:ascii="Arial" w:hAnsi="Arial" w:cs="Arial"/>
               </w:rPr>
-              <w:t>۔</w:t>
-            </w:r>
-            <w:r>
-              <w:rPr>
-                <w:rFonts w:ascii="Arial" w:hAnsi="Arial" w:cs="Arial"/>
-              </w:rPr>
-              <w:br/>
-            </w:r>
-            <w:proofErr w:type="spellStart"/>
-            <w:r>
-              <w:rPr>
-                <w:rFonts w:ascii="Arial" w:hAnsi="Arial" w:cs="Arial"/>
-              </w:rPr>
-              <w:t>06D4</w:t>
-            </w:r>
-            <w:proofErr w:type="spellEnd"/>
+              <w:t>ڐ</w:t>
+            </w:r>
+            <w:r>
+              <w:rPr>
+                <w:rFonts w:ascii="Arial" w:hAnsi="Arial" w:cs="Arial"/>
+              </w:rPr>
+              <w:br/>
+              <w:t>0690</w:t>
+            </w:r>
           </w:p>
         </w:tc>
         <w:tc>
@@ -15754,15 +15707,8 @@
                 <w:rFonts w:ascii="Arial" w:hAnsi="Arial" w:cs="Arial"/>
               </w:rPr>
               <w:br/>
-            </w:r>
-            <w:proofErr w:type="spellStart"/>
-            <w:r>
-              <w:rPr>
-                <w:rFonts w:ascii="Arial" w:hAnsi="Arial" w:cs="Arial"/>
-              </w:rPr>
               <w:t>06BE</w:t>
             </w:r>
-            <w:proofErr w:type="spellEnd"/>
           </w:p>
         </w:tc>
         <w:bookmarkStart w:id="68" w:name="_MCCTEMPBM_CRPT01490070___7"/>
@@ -15980,6 +15926,7 @@
               <w:bottom w:val="single" w:sz="12" w:space="0" w:color="000000"/>
               <w:right w:val="single" w:sz="12" w:space="0" w:color="000000"/>
             </w:tcBorders>
+            <w:shd w:val="clear" w:color="auto" w:fill="E59EDC" w:themeFill="accent5" w:themeFillTint="66"/>
             <w:vAlign w:val="center"/>
           </w:tcPr>
           <w:p>
@@ -15989,18 +15936,21 @@
               <w:jc w:val="center"/>
               <w:rPr>
                 <w:rFonts w:ascii="Courier" w:hAnsi="Courier"/>
-                <w:sz w:val="24"/>
-              </w:rPr>
-            </w:pPr>
-            <w:r>
-              <w:rPr>
-                <w:rFonts w:ascii="Arial" w:hAnsi="Arial" w:cs="Arial"/>
+                <w:dstrike/>
+                <w:sz w:val="24"/>
+              </w:rPr>
+            </w:pPr>
+            <w:r>
+              <w:rPr>
+                <w:rFonts w:ascii="Arial" w:hAnsi="Arial" w:cs="Arial"/>
+                <w:dstrike/>
               </w:rPr>
               <w:t>٫</w:t>
             </w:r>
             <w:r>
               <w:rPr>
                 <w:rFonts w:ascii="Arial" w:hAnsi="Arial" w:cs="Arial"/>
+                <w:dstrike/>
               </w:rPr>
               <w:br/>
             </w:r>
@@ -16008,6 +15958,7 @@
             <w:r>
               <w:rPr>
                 <w:rFonts w:ascii="Arial" w:hAnsi="Arial" w:cs="Arial"/>
+                <w:dstrike/>
               </w:rPr>
               <w:t>066B</w:t>
             </w:r>
@@ -16477,6 +16428,7 @@
               <w:bottom w:val="single" w:sz="12" w:space="0" w:color="000000"/>
               <w:right w:val="single" w:sz="12" w:space="0" w:color="000000"/>
             </w:tcBorders>
+            <w:shd w:val="clear" w:color="auto" w:fill="E59EDC" w:themeFill="accent5" w:themeFillTint="66"/>
             <w:vAlign w:val="center"/>
           </w:tcPr>
           <w:p>
@@ -16486,18 +16438,21 @@
               <w:jc w:val="center"/>
               <w:rPr>
                 <w:rFonts w:ascii="Courier" w:hAnsi="Courier"/>
-                <w:sz w:val="24"/>
-              </w:rPr>
-            </w:pPr>
-            <w:r>
-              <w:rPr>
-                <w:rFonts w:ascii="Arial" w:hAnsi="Arial" w:cs="Arial"/>
+                <w:dstrike/>
+                <w:sz w:val="24"/>
+              </w:rPr>
+            </w:pPr>
+            <w:r>
+              <w:rPr>
+                <w:rFonts w:ascii="Arial" w:hAnsi="Arial" w:cs="Arial"/>
+                <w:dstrike/>
               </w:rPr>
               <w:t>٬</w:t>
             </w:r>
             <w:r>
               <w:rPr>
                 <w:rFonts w:ascii="Arial" w:hAnsi="Arial" w:cs="Arial"/>
+                <w:dstrike/>
               </w:rPr>
               <w:br/>
             </w:r>
@@ -16505,6 +16460,7 @@
             <w:r>
               <w:rPr>
                 <w:rFonts w:ascii="Arial" w:hAnsi="Arial" w:cs="Arial"/>
+                <w:dstrike/>
               </w:rPr>
               <w:t>066C</w:t>
             </w:r>
@@ -16520,7 +16476,7 @@
               <w:bottom w:val="single" w:sz="12" w:space="0" w:color="000000"/>
               <w:right w:val="single" w:sz="12" w:space="0" w:color="000000"/>
             </w:tcBorders>
-            <w:shd w:val="clear" w:color="auto" w:fill="CAEDFB" w:themeFill="accent4" w:themeFillTint="33"/>
+            <w:shd w:val="clear" w:color="auto" w:fill="C1E4F5" w:themeFill="accent1" w:themeFillTint="33"/>
             <w:vAlign w:val="center"/>
           </w:tcPr>
           <w:p>
@@ -17018,7 +16974,7 @@
               <w:bottom w:val="single" w:sz="12" w:space="0" w:color="000000"/>
               <w:right w:val="single" w:sz="12" w:space="0" w:color="000000"/>
             </w:tcBorders>
-            <w:shd w:val="clear" w:color="auto" w:fill="CAEDFB" w:themeFill="accent4" w:themeFillTint="33"/>
+            <w:shd w:val="clear" w:color="auto" w:fill="C1E4F5" w:themeFill="accent1" w:themeFillTint="33"/>
             <w:vAlign w:val="center"/>
           </w:tcPr>
           <w:p>
@@ -17157,7 +17113,7 @@
               <w:rPr>
                 <w:rFonts w:ascii="Arial" w:hAnsi="Arial" w:cs="Arial"/>
               </w:rPr>
-              <w:t>؛</w:t>
+              <w:t>،</w:t>
             </w:r>
             <w:r>
               <w:rPr>
@@ -17170,7 +17126,7 @@
               <w:rPr>
                 <w:rFonts w:ascii="Arial" w:hAnsi="Arial" w:cs="Arial"/>
               </w:rPr>
-              <w:t>061B</w:t>
+              <w:t>060C</w:t>
             </w:r>
             <w:proofErr w:type="spellEnd"/>
           </w:p>
@@ -17513,7 +17469,7 @@
               <w:bottom w:val="single" w:sz="12" w:space="0" w:color="000000"/>
               <w:right w:val="single" w:sz="12" w:space="0" w:color="000000"/>
             </w:tcBorders>
-            <w:shd w:val="clear" w:color="auto" w:fill="CAEDFB" w:themeFill="accent4" w:themeFillTint="33"/>
+            <w:shd w:val="clear" w:color="auto" w:fill="C1E4F5" w:themeFill="accent1" w:themeFillTint="33"/>
             <w:vAlign w:val="center"/>
           </w:tcPr>
           <w:p>
@@ -17659,7 +17615,7 @@
               <w:rPr>
                 <w:rFonts w:ascii="Arial" w:hAnsi="Arial" w:cs="Arial"/>
               </w:rPr>
-              <w:t>؟</w:t>
+              <w:t>؛</w:t>
             </w:r>
             <w:r>
               <w:rPr>
@@ -17672,7 +17628,7 @@
               <w:rPr>
                 <w:rFonts w:ascii="Arial" w:hAnsi="Arial" w:cs="Arial"/>
               </w:rPr>
-              <w:t>061F</w:t>
+              <w:t>061B</w:t>
             </w:r>
             <w:proofErr w:type="spellEnd"/>
           </w:p>
@@ -18091,8 +18047,15 @@
                 <w:rFonts w:ascii="Arial" w:hAnsi="Arial" w:cs="Arial"/>
               </w:rPr>
               <w:br/>
+            </w:r>
+            <w:proofErr w:type="spellStart"/>
+            <w:r>
+              <w:rPr>
+                <w:rFonts w:ascii="Arial" w:hAnsi="Arial" w:cs="Arial"/>
+              </w:rPr>
               <w:t>007E</w:t>
             </w:r>
+            <w:proofErr w:type="spellEnd"/>
           </w:p>
         </w:tc>
         <w:tc>
@@ -18161,9 +18124,9 @@
             </w:pPr>
             <w:r>
               <w:rPr>
-                <w:rFonts w:ascii="Segoe UI Symbol" w:hAnsi="Segoe UI Symbol" w:cs="Segoe UI Symbol"/>
-              </w:rPr>
-              <w:t>⸵</w:t>
+                <w:rFonts w:ascii="Arial" w:hAnsi="Arial" w:cs="Arial"/>
+              </w:rPr>
+              <w:t>؟</w:t>
             </w:r>
             <w:r>
               <w:rPr>
@@ -18176,7 +18139,7 @@
               <w:rPr>
                 <w:rFonts w:ascii="Arial" w:hAnsi="Arial" w:cs="Arial"/>
               </w:rPr>
-              <w:t>2E35</w:t>
+              <w:t>061F</w:t>
             </w:r>
             <w:proofErr w:type="spellEnd"/>
           </w:p>
@@ -18669,24 +18632,17 @@
             </w:pPr>
             <w:r>
               <w:rPr>
-                <w:rFonts w:ascii="Segoe UI Symbol" w:hAnsi="Segoe UI Symbol" w:cs="Segoe UI Symbol"/>
-              </w:rPr>
-              <w:t>⸮</w:t>
-            </w:r>
-            <w:r>
-              <w:rPr>
-                <w:rFonts w:ascii="Arial" w:hAnsi="Arial" w:cs="Arial"/>
-              </w:rPr>
-              <w:br/>
-            </w:r>
-            <w:proofErr w:type="spellStart"/>
-            <w:r>
-              <w:rPr>
-                <w:rFonts w:ascii="Arial" w:hAnsi="Arial" w:cs="Arial"/>
-              </w:rPr>
-              <w:t>2E2E</w:t>
-            </w:r>
-            <w:proofErr w:type="spellEnd"/>
+                <w:rFonts w:ascii="Arial" w:hAnsi="Arial" w:cs="Arial"/>
+              </w:rPr>
+              <w:t>ـ</w:t>
+            </w:r>
+            <w:r>
+              <w:rPr>
+                <w:rFonts w:ascii="Arial" w:hAnsi="Arial" w:cs="Arial"/>
+              </w:rPr>
+              <w:br/>
+              <w:t>0640</w:t>
+            </w:r>
           </w:p>
         </w:tc>
         <w:tc>
@@ -19179,15 +19135,22 @@
               <w:rPr>
                 <w:rFonts w:ascii="Arial" w:hAnsi="Arial" w:cs="Arial"/>
               </w:rPr>
-              <w:t>ڐ</w:t>
-            </w:r>
-            <w:r>
-              <w:rPr>
-                <w:rFonts w:ascii="Arial" w:hAnsi="Arial" w:cs="Arial"/>
-              </w:rPr>
-              <w:br/>
-              <w:t>0690</w:t>
-            </w:r>
+              <w:t>۔</w:t>
+            </w:r>
+            <w:r>
+              <w:rPr>
+                <w:rFonts w:ascii="Arial" w:hAnsi="Arial" w:cs="Arial"/>
+              </w:rPr>
+              <w:br/>
+            </w:r>
+            <w:proofErr w:type="spellStart"/>
+            <w:r>
+              <w:rPr>
+                <w:rFonts w:ascii="Arial" w:hAnsi="Arial" w:cs="Arial"/>
+              </w:rPr>
+              <w:t>06D4</w:t>
+            </w:r>
+            <w:proofErr w:type="spellEnd"/>
           </w:p>
         </w:tc>
         <w:tc>
